--- a/lessons/1-6-group1/homework.docx
+++ b/lessons/1-6-group1/homework.docx
@@ -563,39 +563,39 @@
           <w:b/>
           <w:bCs/>
         </w:rPr>
-        <w:t xml:space="preserve">3. You are solving a problem and realize your strategy is not making progress. What does the problem-solving process say to do?</w:t>
-      </w:r>
-    </w:p>
-    <w:p>
-      <w:pPr>
-        <w:spacing w:after="40" w:before="0"/>
-      </w:pPr>
-      <w:r>
-        <w:t xml:space="preserve">     A. Notice your progress has stalled and shift to a different strategy</w:t>
-      </w:r>
-    </w:p>
-    <w:p>
-      <w:pPr>
-        <w:spacing w:after="40" w:before="0"/>
-      </w:pPr>
-      <w:r>
-        <w:t xml:space="preserve">     B. Keep using the same strategy no matter what</w:t>
-      </w:r>
-    </w:p>
-    <w:p>
-      <w:pPr>
-        <w:spacing w:after="40" w:before="0"/>
-      </w:pPr>
-      <w:r>
-        <w:t xml:space="preserve">     C. Erase everything and decide the problem is impossible</w:t>
-      </w:r>
-    </w:p>
-    <w:p>
-      <w:pPr>
-        <w:spacing w:after="40" w:before="0"/>
-      </w:pPr>
-      <w:r>
-        <w:t xml:space="preserve">     D. Copy a classmate's paper</w:t>
+        <w:t xml:space="preserve">3. A rack holds 8 bikes, and each bike has 2 wheels. Another rack has 6 times as many wheels. Before computing anything: what do you need to find FIRST?</w:t>
+      </w:r>
+    </w:p>
+    <w:p>
+      <w:pPr>
+        <w:spacing w:after="40" w:before="0"/>
+      </w:pPr>
+      <w:r>
+        <w:t xml:space="preserve">     A. How many wheels the first rack has — 6 times as many needs a starting number</w:t>
+      </w:r>
+    </w:p>
+    <w:p>
+      <w:pPr>
+        <w:spacing w:after="40" w:before="0"/>
+      </w:pPr>
+      <w:r>
+        <w:t xml:space="preserve">     B. How many bikes are in the whole school</w:t>
+      </w:r>
+    </w:p>
+    <w:p>
+      <w:pPr>
+        <w:spacing w:after="40" w:before="0"/>
+      </w:pPr>
+      <w:r>
+        <w:t xml:space="preserve">     C. The answer 96, because that is what the book says</w:t>
+      </w:r>
+    </w:p>
+    <w:p>
+      <w:pPr>
+        <w:spacing w:after="40" w:before="0"/>
+      </w:pPr>
+      <w:r>
+        <w:t xml:space="preserve">     D. Nothing — you can multiply 8 × 6 right away and be done</w:t>
       </w:r>
     </w:p>
     <w:p>
@@ -618,39 +618,39 @@
           <w:b/>
           <w:bCs/>
         </w:rPr>
-        <w:t xml:space="preserve">4. The first rack has 16 wheels and the other rack has 6 times as many. How many BIKES does the bigger rack hold, if every bike has 2 wheels?</w:t>
-      </w:r>
-    </w:p>
-    <w:p>
-      <w:pPr>
-        <w:spacing w:after="40" w:before="0"/>
-      </w:pPr>
-      <w:r>
-        <w:t xml:space="preserve">     A. 48</w:t>
-      </w:r>
-    </w:p>
-    <w:p>
-      <w:pPr>
-        <w:spacing w:after="40" w:before="0"/>
-      </w:pPr>
-      <w:r>
-        <w:t xml:space="preserve">     B. 96</w:t>
-      </w:r>
-    </w:p>
-    <w:p>
-      <w:pPr>
-        <w:spacing w:after="40" w:before="0"/>
-      </w:pPr>
-      <w:r>
-        <w:t xml:space="preserve">     C. 24</w:t>
-      </w:r>
-    </w:p>
-    <w:p>
-      <w:pPr>
-        <w:spacing w:after="40" w:before="0"/>
-      </w:pPr>
-      <w:r>
-        <w:t xml:space="preserve">     D. 192</w:t>
+        <w:t xml:space="preserve">4. You decided to find 16 × 6 for the second rack. Which representation matches the problem?</w:t>
+      </w:r>
+    </w:p>
+    <w:p>
+      <w:pPr>
+        <w:spacing w:after="40" w:before="0"/>
+      </w:pPr>
+      <w:r>
+        <w:t xml:space="preserve">     A. 6 equal groups of 16 wheels</w:t>
+      </w:r>
+    </w:p>
+    <w:p>
+      <w:pPr>
+        <w:spacing w:after="40" w:before="0"/>
+      </w:pPr>
+      <w:r>
+        <w:t xml:space="preserve">     B. 16 groups of 6 bikes</w:t>
+      </w:r>
+    </w:p>
+    <w:p>
+      <w:pPr>
+        <w:spacing w:after="40" w:before="0"/>
+      </w:pPr>
+      <w:r>
+        <w:t xml:space="preserve">     C. One group of 16 wheels plus one group of 6 wheels</w:t>
+      </w:r>
+    </w:p>
+    <w:p>
+      <w:pPr>
+        <w:spacing w:after="40" w:before="0"/>
+      </w:pPr>
+      <w:r>
+        <w:t xml:space="preserve">     D. 6 wheels shared equally among 16 bikes</w:t>
       </w:r>
     </w:p>
     <w:p>
@@ -673,7 +673,39 @@
           <w:b/>
           <w:bCs/>
         </w:rPr>
-        <w:t xml:space="preserve">5. </w:t>
+        <w:t xml:space="preserve">5. Carry out the plan: 16 × 6 = ___. Then check your progress — which check actually tests the answer?</w:t>
+      </w:r>
+    </w:p>
+    <w:p>
+      <w:pPr>
+        <w:spacing w:after="40" w:before="0"/>
+      </w:pPr>
+      <w:r>
+        <w:t xml:space="preserve">     A. 96 — and 96 ÷ 6 = 16 brings back the first rack's wheels</w:t>
+      </w:r>
+    </w:p>
+    <w:p>
+      <w:pPr>
+        <w:spacing w:after="40" w:before="0"/>
+      </w:pPr>
+      <w:r>
+        <w:t xml:space="preserve">     B. 96 — and 96 looks like a big number, so it must be right</w:t>
+      </w:r>
+    </w:p>
+    <w:p>
+      <w:pPr>
+        <w:spacing w:after="40" w:before="0"/>
+      </w:pPr>
+      <w:r>
+        <w:t xml:space="preserve">     C. 22 — because 16 + 6 = 22</w:t>
+      </w:r>
+    </w:p>
+    <w:p>
+      <w:pPr>
+        <w:spacing w:after="40" w:before="0"/>
+      </w:pPr>
+      <w:r>
+        <w:t xml:space="preserve">     D. 48 — because 8 × 6 = 48</w:t>
       </w:r>
     </w:p>
     <w:p>
@@ -689,6 +721,50 @@
     </w:p>
     <w:p>
       <w:pPr>
+        <w:spacing w:after="80" w:before="0"/>
+      </w:pPr>
+      <w:r>
+        <w:rPr>
+          <w:b/>
+          <w:bCs/>
+        </w:rPr>
+        <w:t xml:space="preserve">6. You read: 'The second rack has 96 wheels. How many BIKES is that?' — and you freeze. Which move is one of this lesson's get-unstuck strategies?</w:t>
+      </w:r>
+    </w:p>
+    <w:p>
+      <w:pPr>
+        <w:spacing w:after="40" w:before="0"/>
+      </w:pPr>
+      <w:r>
+        <w:t xml:space="preserve">     A. Draw the situation — one bike per 2 wheels — or think of a problem like it you already solved</w:t>
+      </w:r>
+    </w:p>
+    <w:p>
+      <w:pPr>
+        <w:spacing w:after="40" w:before="0"/>
+      </w:pPr>
+      <w:r>
+        <w:t xml:space="preserve">     B. Skip it and answer the next one instead</w:t>
+      </w:r>
+    </w:p>
+    <w:p>
+      <w:pPr>
+        <w:spacing w:after="40" w:before="0"/>
+      </w:pPr>
+      <w:r>
+        <w:t xml:space="preserve">     C. Copy what the student next to you wrote</w:t>
+      </w:r>
+    </w:p>
+    <w:p>
+      <w:pPr>
+        <w:spacing w:after="40" w:before="0"/>
+      </w:pPr>
+      <w:r>
+        <w:t xml:space="preserve">     D. Multiply the two numbers you see, because that worked last time</w:t>
+      </w:r>
+    </w:p>
+    <w:p>
+      <w:pPr>
         <w:spacing w:after="60" w:before="120"/>
       </w:pPr>
       <w:r>
@@ -700,6 +776,18 @@
     </w:p>
     <w:p>
       <w:pPr>
+        <w:spacing w:after="80" w:before="0"/>
+      </w:pPr>
+      <w:r>
+        <w:rPr>
+          <w:b/>
+          <w:bCs/>
+        </w:rPr>
+        <w:t xml:space="preserve">7. </w:t>
+      </w:r>
+    </w:p>
+    <w:p>
+      <w:pPr>
         <w:spacing w:after="60" w:before="120"/>
       </w:pPr>
       <w:r>
@@ -722,18 +810,6 @@
     </w:p>
     <w:p>
       <w:pPr>
-        <w:spacing w:after="80" w:before="0"/>
-      </w:pPr>
-      <w:r>
-        <w:rPr>
-          <w:b/>
-          <w:bCs/>
-        </w:rPr>
-        <w:t xml:space="preserve">6. </w:t>
-      </w:r>
-    </w:p>
-    <w:p>
-      <w:pPr>
         <w:spacing w:after="60" w:before="120"/>
       </w:pPr>
       <w:r>
@@ -741,83 +817,6 @@
           <w:color w:val="BBBBBB"/>
         </w:rPr>
         <w:t xml:space="preserve">______________________________________________________________________</w:t>
-      </w:r>
-    </w:p>
-    <w:p>
-      <w:pPr>
-        <w:spacing w:after="60" w:before="120"/>
-      </w:pPr>
-      <w:r>
-        <w:rPr>
-          <w:color w:val="BBBBBB"/>
-        </w:rPr>
-        <w:t xml:space="preserve">______________________________________________________________________</w:t>
-      </w:r>
-    </w:p>
-    <w:p>
-      <w:pPr>
-        <w:spacing w:after="60" w:before="120"/>
-      </w:pPr>
-      <w:r>
-        <w:rPr>
-          <w:color w:val="BBBBBB"/>
-        </w:rPr>
-        <w:t xml:space="preserve">______________________________________________________________________</w:t>
-      </w:r>
-    </w:p>
-    <w:p>
-      <w:pPr>
-        <w:spacing w:after="60" w:before="120"/>
-      </w:pPr>
-      <w:r>
-        <w:rPr>
-          <w:color w:val="BBBBBB"/>
-        </w:rPr>
-        <w:t xml:space="preserve">______________________________________________________________________</w:t>
-      </w:r>
-    </w:p>
-    <w:p>
-      <w:pPr>
-        <w:spacing w:after="80" w:before="0"/>
-      </w:pPr>
-      <w:r>
-        <w:rPr>
-          <w:b/>
-          <w:bCs/>
-        </w:rPr>
-        <w:t xml:space="preserve">7. You are working on your own and get stuck. Which move follows BOTH parts of our working-alone agreements?</w:t>
-      </w:r>
-    </w:p>
-    <w:p>
-      <w:pPr>
-        <w:spacing w:after="40" w:before="0"/>
-      </w:pPr>
-      <w:r>
-        <w:t xml:space="preserve">     A. Try a get-unstuck strategy first, then quietly ask for help without interrupting classmates unnecessarily</w:t>
-      </w:r>
-    </w:p>
-    <w:p>
-      <w:pPr>
-        <w:spacing w:after="40" w:before="0"/>
-      </w:pPr>
-      <w:r>
-        <w:t xml:space="preserve">     B. Immediately call across the room to a friend</w:t>
-      </w:r>
-    </w:p>
-    <w:p>
-      <w:pPr>
-        <w:spacing w:after="40" w:before="0"/>
-      </w:pPr>
-      <w:r>
-        <w:t xml:space="preserve">     C. Sit silently for the rest of class without seeking help</w:t>
-      </w:r>
-    </w:p>
-    <w:p>
-      <w:pPr>
-        <w:spacing w:after="40" w:before="0"/>
-      </w:pPr>
-      <w:r>
-        <w:t xml:space="preserve">     D. Take a classmate's paper to see their work</w:t>
       </w:r>
     </w:p>
     <w:p>
@@ -978,7 +977,7 @@
           <w:b/>
           <w:bCs/>
         </w:rPr>
-        <w:t xml:space="preserve">3. A. Notice your progress has stalled and shift to a different strategy</w:t>
+        <w:t xml:space="preserve">3. A. How many wheels the first rack has — 6 times as many needs a starting number</w:t>
       </w:r>
     </w:p>
     <w:p>
@@ -986,7 +985,7 @@
         <w:spacing w:after="20" w:before="0"/>
       </w:pPr>
       <w:r>
-        <w:t xml:space="preserve">     We are aware of our progress in solving the problem and shift strategies when needed.</w:t>
+        <w:t xml:space="preserve">     Making sense comes before computing. '6 times as many wheels' compares to the FIRST rack's wheels, so that count — 8 × 2 = 16 — has to exist before the 6 can multiply anything.</w:t>
       </w:r>
     </w:p>
     <w:p>
@@ -1010,7 +1009,7 @@
           <w:b/>
           <w:bCs/>
         </w:rPr>
-        <w:t xml:space="preserve">4. A. 48</w:t>
+        <w:t xml:space="preserve">4. A. 6 equal groups of 16 wheels</w:t>
       </w:r>
     </w:p>
     <w:p>
@@ -1018,7 +1017,7 @@
         <w:spacing w:after="20" w:before="0"/>
       </w:pPr>
       <w:r>
-        <w:t xml:space="preserve">     The bigger rack has 16 × 6 = 96 wheels, and 96 ÷ 2 = 48 bikes.</w:t>
+        <w:t xml:space="preserve">     '6 times as many wheels as 16' means six copies of the 16: 6 groups of 16 = 96. A drawing of six 16s IS the plan — the multiplication just carries it out.</w:t>
       </w:r>
     </w:p>
     <w:p>
@@ -1042,31 +1041,7 @@
           <w:b/>
           <w:bCs/>
         </w:rPr>
-        <w:t xml:space="preserve">5. Open response — answers will vary.</w:t>
-      </w:r>
-    </w:p>
-    <w:p>
-      <w:pPr>
-        <w:spacing w:after="40" w:before="0"/>
-      </w:pPr>
-      <w:r>
-        <w:rPr>
-          <w:b/>
-          <w:bCs/>
-        </w:rPr>
-        <w:t xml:space="preserve">6. Open response — answers will vary.</w:t>
-      </w:r>
-    </w:p>
-    <w:p>
-      <w:pPr>
-        <w:spacing w:after="40" w:before="0"/>
-      </w:pPr>
-      <w:r>
-        <w:rPr>
-          <w:b/>
-          <w:bCs/>
-        </w:rPr>
-        <w:t xml:space="preserve">7. A. Try a get-unstuck strategy first, then quietly ask for help without interrupting classmates unnecessarily</w:t>
+        <w:t xml:space="preserve">5. A. 96 — and 96 ÷ 6 = 16 brings back the first rack's wheels</w:t>
       </w:r>
     </w:p>
     <w:p>
@@ -1074,7 +1049,7 @@
         <w:spacing w:after="20" w:before="0"/>
       </w:pPr>
       <w:r>
-        <w:t xml:space="preserve">     When we work on our own, we seek help when we are stuck AND we avoid interrupting our classmates unnecessarily — the best move honors both.</w:t>
+        <w:t xml:space="preserve">     16 × 6 = 96, and the check runs the plan backward: 96 ÷ 6 = 16 ✓. A check that could FAIL is worth doing; 'it looks big' can never fail, so it checks nothing.</w:t>
       </w:r>
     </w:p>
     <w:p>
@@ -1087,6 +1062,50 @@
           <w:iCs/>
         </w:rPr>
         <w:t xml:space="preserve">     Watch for: Treating 'stuck' as a stop sign instead of a signal — waiting silently instead of trying a strategy: asking a question, drawing the problem, or recalling a similar problem.</w:t>
+      </w:r>
+    </w:p>
+    <w:p>
+      <w:pPr>
+        <w:spacing w:after="40" w:before="0"/>
+      </w:pPr>
+      <w:r>
+        <w:rPr>
+          <w:b/>
+          <w:bCs/>
+        </w:rPr>
+        <w:t xml:space="preserve">6. A. Draw the situation — one bike per 2 wheels — or think of a problem like it you already solved</w:t>
+      </w:r>
+    </w:p>
+    <w:p>
+      <w:pPr>
+        <w:spacing w:after="20" w:before="0"/>
+      </w:pPr>
+      <w:r>
+        <w:t xml:space="preserve">     Visualizing and connecting to a problem you have seen are two of the lesson's strategies. A drawing shows 2 wheels making 1 bike, so 96 wheels make 96 ÷ 2 = 48 bikes.</w:t>
+      </w:r>
+    </w:p>
+    <w:p>
+      <w:pPr>
+        <w:spacing w:after="80" w:before="0"/>
+      </w:pPr>
+      <w:r>
+        <w:rPr>
+          <w:i/>
+          <w:iCs/>
+        </w:rPr>
+        <w:t xml:space="preserve">     Watch for: Treating 'stuck' as a stop sign instead of a signal — waiting silently instead of trying a strategy: asking a question, drawing the problem, or recalling a similar problem.</w:t>
+      </w:r>
+    </w:p>
+    <w:p>
+      <w:pPr>
+        <w:spacing w:after="40" w:before="0"/>
+      </w:pPr>
+      <w:r>
+        <w:rPr>
+          <w:b/>
+          <w:bCs/>
+        </w:rPr>
+        <w:t xml:space="preserve">7. Open response — answers will vary.</w:t>
       </w:r>
     </w:p>
     <w:p>
